--- a/examples/B-AI稿体检/6-送审稿-批注.docx
+++ b/examples/B-AI稿体检/6-送审稿-批注.docx
@@ -40,13 +40,21 @@
         <w:ind w:left="0" w:leftChars="0" w:right="0" w:rightChars="0" w:firstLine="0" w:firstLineChars="0"/>
         <w:jc w:val="center"/>
       </w:pPr>
+      <w:commentRangeStart w:id="0"/>
       <w:r>
         <w:rPr>
           <w:rFonts w:ascii="仿宋_GB2312" w:hAnsi="仿宋_GB2312" w:eastAsia="仿宋_GB2312" w:cs="仿宋_GB2312" w:hint="eastAsia"/>
           <w:sz w:val="32"/>
           <w:szCs w:val="32"/>
         </w:rPr>
-        <w:t>【待补：发文字号】</w:t>
+        <w:t>某区教发[2026]第12号</w:t>
+      </w:r>
+      <w:commentRangeEnd w:id="0"/>
+      <w:r>
+        <w:rPr>
+          <w:rStyle w:val="CommentReference"/>
+        </w:rPr>
+        <w:commentReference w:id="0"/>
       </w:r>
     </w:p>
     <w:p>
@@ -84,29 +92,6 @@
           <w:szCs w:val="44"/>
         </w:rPr>
         <w:t>冬季校园安全检查的通知</w:t>
-      </w:r>
-    </w:p>
-    <w:p>
-      <w:pPr>
-        <w:spacing w:line="578" w:lineRule="exact" w:before="0" w:after="0"/>
-        <w:ind w:left="0" w:leftChars="0" w:right="0" w:rightChars="0" w:firstLine="0" w:firstLineChars="0"/>
-        <w:jc w:val="center"/>
-      </w:pPr>
-      <w:commentRangeStart w:id="0"/>
-      <w:r>
-        <w:rPr>
-          <w:rFonts w:ascii="楷体_GB2312" w:hAnsi="楷体_GB2312" w:eastAsia="楷体_GB2312" w:cs="楷体_GB2312" w:hint="eastAsia"/>
-          <w:sz w:val="32"/>
-          <w:szCs w:val="32"/>
-        </w:rPr>
-        <w:t>某区教发[2026]第12号</w:t>
-      </w:r>
-      <w:commentRangeEnd w:id="0"/>
-      <w:r>
-        <w:rPr>
-          <w:rStyle w:val="CommentReference"/>
-        </w:rPr>
-        <w:commentReference w:id="0"/>
       </w:r>
     </w:p>
     <w:p>
@@ -171,6 +156,7 @@
     </w:p>
     <w:p>
       <w:pPr>
+        <w:keepNext/>
         <w:spacing w:line="578" w:lineRule="exact" w:before="0" w:after="0"/>
         <w:ind w:left="0" w:leftChars="0" w:right="0" w:rightChars="0" w:firstLine="640" w:firstLineChars="200"/>
         <w:jc w:val="both"/>
@@ -210,6 +196,7 @@
     </w:p>
     <w:p>
       <w:pPr>
+        <w:keepNext/>
         <w:spacing w:line="578" w:lineRule="exact" w:before="0" w:after="0"/>
         <w:ind w:left="0" w:leftChars="0" w:right="0" w:rightChars="0" w:firstLine="640" w:firstLineChars="200"/>
         <w:jc w:val="both"/>
@@ -353,6 +340,7 @@
     </w:p>
     <w:p>
       <w:pPr>
+        <w:keepNext/>
         <w:spacing w:line="578" w:lineRule="exact" w:before="0" w:after="0"/>
         <w:ind w:left="0" w:leftChars="0" w:right="0" w:rightChars="0" w:firstLine="640" w:firstLineChars="200"/>
         <w:jc w:val="both"/>
@@ -484,11 +472,12 @@
           <w:sz w:val="32"/>
           <w:szCs w:val="32"/>
         </w:rPr>
-        <w:t>抽查发现的问题，相关学校于2026年12月15日前整改到位。</w:t>
+        <w:t>抽查发现的问题，相关学校于2026年12月17日前整改到位。</w:t>
       </w:r>
     </w:p>
     <w:p>
       <w:pPr>
+        <w:keepNext/>
         <w:spacing w:line="578" w:lineRule="exact" w:before="0" w:after="0"/>
         <w:ind w:left="0" w:leftChars="0" w:right="0" w:rightChars="0" w:firstLine="640" w:firstLineChars="200"/>
         <w:jc w:val="both"/>
@@ -740,7 +729,7 @@
           <w:sz w:val="32"/>
           <w:szCs w:val="32"/>
         </w:rPr>
-        <w:t>2026年10月09日</w:t>
+        <w:t>2026年10月07日</w:t>
       </w:r>
       <w:commentRangeEnd w:id="2"/>
       <w:r>
@@ -796,7 +785,7 @@
               </w:rPr>
               <w:t>某区教育局办公室</w:t>
               <w:tab/>
-              <w:t>2026年10月9日印发</w:t>
+              <w:t>2026年10月7日印发</w:t>
             </w:r>
           </w:p>
         </w:tc>
@@ -823,7 +812,7 @@
 
 <file path=word/comments.xml><?xml version="1.0" encoding="utf-8"?>
 <w:comments xmlns:a="http://schemas.openxmlformats.org/drawingml/2006/main" xmlns:pic="http://schemas.openxmlformats.org/drawingml/2006/picture" xmlns:r="http://schemas.openxmlformats.org/officeDocument/2006/relationships" xmlns:w="http://schemas.openxmlformats.org/wordprocessingml/2006/main" xmlns:wp="http://schemas.openxmlformats.org/drawingml/2006/wordprocessingDrawing" xmlns:mc="http://schemas.openxmlformats.org/markup-compatibility/2006" xmlns:a14="http://schemas.microsoft.com/office/drawing/2010/main" xmlns:w14="http://schemas.microsoft.com/office/word/2010/wordml" xmlns:wpc="http://schemas.microsoft.com/office/word/2010/wordprocessingCanvas">
-  <w:comment w:id="0" w:author="gongwen-review" w:initials="GR" w:date="2026-10-15T19:04:16Z">
+  <w:comment w:id="0" w:author="gongwen-review" w:initials="GR" w:date="2026-10-19T19:43:39Z">
     <w:p>
       <w:pPr>
         <w:pStyle w:val="CommentText"/>
@@ -855,7 +844,7 @@
       </w:r>
     </w:p>
   </w:comment>
-  <w:comment w:id="1" w:author="gongwen-review" w:initials="GR" w:date="2026-10-15T19:04:16Z">
+  <w:comment w:id="1" w:author="gongwen-review" w:initials="GR" w:date="2026-10-19T19:43:39Z">
     <w:p>
       <w:pPr>
         <w:pStyle w:val="CommentText"/>
@@ -887,7 +876,7 @@
       </w:r>
     </w:p>
   </w:comment>
-  <w:comment w:id="2" w:author="gongwen-review" w:initials="GR" w:date="2026-10-15T19:04:16Z">
+  <w:comment w:id="2" w:author="gongwen-review" w:initials="GR" w:date="2026-10-19T19:43:39Z">
     <w:p>
       <w:pPr>
         <w:pStyle w:val="CommentText"/>
@@ -907,7 +896,7 @@
         <w:pStyle w:val="CommentText"/>
       </w:pPr>
       <w:r>
-        <w:t>建议：改为“2026年10月9日”</w:t>
+        <w:t>建议：改为“2026年10月7日”</w:t>
       </w:r>
     </w:p>
     <w:p>
@@ -919,7 +908,7 @@
       </w:r>
     </w:p>
   </w:comment>
-  <w:comment w:id="3" w:author="gongwen-review" w:initials="GR" w:date="2026-10-15T19:04:16Z">
+  <w:comment w:id="3" w:author="gongwen-review" w:initials="GR" w:date="2026-10-19T19:43:39Z">
     <w:p>
       <w:pPr>
         <w:pStyle w:val="CommentText"/>
@@ -951,7 +940,7 @@
       </w:r>
     </w:p>
   </w:comment>
-  <w:comment w:id="4" w:author="gongwen-review" w:initials="GR" w:date="2026-10-15T19:04:16Z">
+  <w:comment w:id="4" w:author="gongwen-review" w:initials="GR" w:date="2026-10-19T19:43:39Z">
     <w:p>
       <w:pPr>
         <w:pStyle w:val="CommentText"/>
@@ -983,7 +972,7 @@
       </w:r>
     </w:p>
   </w:comment>
-  <w:comment w:id="5" w:author="gongwen-review" w:initials="GR" w:date="2026-10-15T19:04:16Z">
+  <w:comment w:id="5" w:author="gongwen-review" w:initials="GR" w:date="2026-10-19T19:43:39Z">
     <w:p>
       <w:pPr>
         <w:pStyle w:val="CommentText"/>
@@ -1015,7 +1004,7 @@
       </w:r>
     </w:p>
   </w:comment>
-  <w:comment w:id="6" w:author="gongwen-review" w:initials="GR" w:date="2026-10-15T19:04:16Z">
+  <w:comment w:id="6" w:author="gongwen-review" w:initials="GR" w:date="2026-10-19T19:43:39Z">
     <w:p>
       <w:pPr>
         <w:pStyle w:val="CommentText"/>
@@ -1047,7 +1036,7 @@
       </w:r>
     </w:p>
   </w:comment>
-  <w:comment w:id="7" w:author="gongwen-review" w:initials="GR" w:date="2026-10-15T19:04:16Z">
+  <w:comment w:id="7" w:author="gongwen-review" w:initials="GR" w:date="2026-10-19T19:43:39Z">
     <w:p>
       <w:pPr>
         <w:pStyle w:val="CommentText"/>
@@ -1079,7 +1068,7 @@
       </w:r>
     </w:p>
   </w:comment>
-  <w:comment w:id="8" w:author="gongwen-review" w:initials="GR" w:date="2026-10-15T19:04:16Z">
+  <w:comment w:id="8" w:author="gongwen-review" w:initials="GR" w:date="2026-10-19T19:43:40Z">
     <w:p>
       <w:pPr>
         <w:pStyle w:val="CommentText"/>
@@ -1111,7 +1100,7 @@
       </w:r>
     </w:p>
   </w:comment>
-  <w:comment w:id="9" w:author="gongwen-review" w:initials="GR" w:date="2026-10-15T19:04:16Z">
+  <w:comment w:id="9" w:author="gongwen-review" w:initials="GR" w:date="2026-10-19T19:43:40Z">
     <w:p>
       <w:pPr>
         <w:pStyle w:val="CommentText"/>

--- a/examples/B-AI稿体检/6-送审稿-批注.docx
+++ b/examples/B-AI稿体检/6-送审稿-批注.docx
@@ -127,31 +127,7 @@
           <w:sz w:val="32"/>
           <w:szCs w:val="32"/>
         </w:rPr>
-        <w:t>随着冬季的到来，校园安全形势日趋复杂严峻，</w:t>
-      </w:r>
-      <w:commentRangeStart w:id="3"/>
-      <w:r>
-        <w:rPr>
-          <w:rFonts w:ascii="仿宋_GB2312" w:hAnsi="仿宋_GB2312" w:eastAsia="仿宋_GB2312" w:cs="仿宋_GB2312" w:hint="eastAsia"/>
-          <w:sz w:val="32"/>
-          <w:szCs w:val="32"/>
-        </w:rPr>
-        <w:t>做好冬季校园安全检查工作具有十分重要的意义</w:t>
-      </w:r>
-      <w:commentRangeEnd w:id="3"/>
-      <w:r>
-        <w:rPr>
-          <w:rStyle w:val="CommentReference"/>
-        </w:rPr>
-        <w:commentReference w:id="3"/>
-      </w:r>
-      <w:r>
-        <w:rPr>
-          <w:rFonts w:ascii="仿宋_GB2312" w:hAnsi="仿宋_GB2312" w:eastAsia="仿宋_GB2312" w:cs="仿宋_GB2312" w:hint="eastAsia"/>
-          <w:sz w:val="32"/>
-          <w:szCs w:val="32"/>
-        </w:rPr>
-        <w:t>。为全面筑牢校园安全防线，经研究，决定在全区开展2026年冬季校园安全检查。现将有关事项通知如下：</w:t>
+        <w:t>为全面筑牢校园安全防线，经研究，决定在全区开展2026年冬季校园安全检查。现将有关事项通知如下：</w:t>
       </w:r>
     </w:p>
     <w:p>
@@ -162,21 +138,13 @@
         <w:jc w:val="both"/>
         <w:outlineLvl w:val="0"/>
       </w:pPr>
-      <w:commentRangeStart w:id="4"/>
       <w:r>
         <w:rPr>
           <w:rFonts w:ascii="黑体" w:hAnsi="黑体" w:eastAsia="黑体" w:cs="黑体" w:hint="eastAsia"/>
           <w:sz w:val="32"/>
           <w:szCs w:val="32"/>
         </w:rPr>
-        <w:t>一、充分认识冬季校园安全检查的重要意义</w:t>
-      </w:r>
-      <w:commentRangeEnd w:id="4"/>
-      <w:r>
-        <w:rPr>
-          <w:rStyle w:val="CommentReference"/>
-        </w:rPr>
-        <w:commentReference w:id="4"/>
+        <w:t>一、总体要求</w:t>
       </w:r>
     </w:p>
     <w:p>
@@ -191,7 +159,7 @@
           <w:sz w:val="32"/>
           <w:szCs w:val="32"/>
         </w:rPr>
-        <w:t>校园安全是教育事业发展的底线和生命线。冬季取暖用电增多、道路结冰、流感高发，是校园安全事故的高发期。部分学校仍存在重检查轻整改的问题。安全检查是守护师生生命安全的关键防线。各学校要以此次检查为抓手，建设校园安全管理体系，运用信息化手段提升管理能力，打通教育、公安、应急管理等部门的隐患数据，实现隐患发现、整改、销号闭环管理。</w:t>
+        <w:t>冬季取暖用电增多、道路结冰、流感高发，是校园安全事故的高发期。部分学校仍存在重检查轻整改的问题。各学校要以此次检查为抓手，建设校园安全管理体系，运用信息化手段提升校园安全管理水平，打通教育、公安、应急管理等部门的隐患数据，实现隐患发现、整改、销号全流程闭环管理。</w:t>
       </w:r>
     </w:p>
     <w:p>
@@ -233,7 +201,7 @@
         <w:jc w:val="both"/>
         <w:outlineLvl w:val="2"/>
       </w:pPr>
-      <w:commentRangeStart w:id="5"/>
+      <w:commentRangeStart w:id="3"/>
       <w:r>
         <w:rPr>
           <w:rFonts w:ascii="仿宋_GB2312" w:hAnsi="仿宋_GB2312" w:eastAsia="仿宋_GB2312" w:cs="仿宋_GB2312" w:hint="eastAsia"/>
@@ -250,12 +218,12 @@
         </w:rPr>
         <w:t>重点检查教学楼</w:t>
       </w:r>
-      <w:commentRangeEnd w:id="5"/>
+      <w:commentRangeEnd w:id="3"/>
       <w:r>
         <w:rPr>
           <w:rStyle w:val="CommentReference"/>
         </w:rPr>
-        <w:commentReference w:id="5"/>
+        <w:commentReference w:id="3"/>
       </w:r>
       <w:r>
         <w:rPr>
@@ -370,29 +338,21 @@
         </w:rPr>
         <w:t>1、学校自查。</w:t>
       </w:r>
+      <w:commentRangeStart w:id="4"/>
       <w:r>
         <w:rPr>
           <w:rFonts w:ascii="仿宋_GB2312" w:hAnsi="仿宋_GB2312" w:eastAsia="仿宋_GB2312" w:cs="仿宋_GB2312" w:hint="eastAsia"/>
           <w:sz w:val="32"/>
           <w:szCs w:val="32"/>
         </w:rPr>
-        <w:t>各学校</w:t>
+        <w:t>各学校于2026年11月05日前完成自查</w:t>
       </w:r>
-      <w:commentRangeStart w:id="7"/>
-      <w:r>
-        <w:rPr>
-          <w:rFonts w:ascii="仿宋_GB2312" w:hAnsi="仿宋_GB2312" w:eastAsia="仿宋_GB2312" w:cs="仿宋_GB2312" w:hint="eastAsia"/>
-          <w:sz w:val="32"/>
-          <w:szCs w:val="32"/>
-        </w:rPr>
-        <w:t>于2026年11月05日前完成自查</w:t>
-      </w:r>
-      <w:commentRangeEnd w:id="7"/>
+      <w:commentRangeEnd w:id="4"/>
       <w:r>
         <w:rPr>
           <w:rStyle w:val="CommentReference"/>
         </w:rPr>
-        <w:commentReference w:id="7"/>
+        <w:commentReference w:id="4"/>
       </w:r>
       <w:r>
         <w:rPr>
@@ -426,7 +386,7 @@
         </w:rPr>
         <w:t>2026年11月10日至11月30日，</w:t>
       </w:r>
-      <w:commentRangeStart w:id="8"/>
+      <w:commentRangeStart w:id="6"/>
       <w:r>
         <w:rPr>
           <w:rFonts w:ascii="仿宋_GB2312" w:hAnsi="仿宋_GB2312" w:eastAsia="仿宋_GB2312" w:cs="仿宋_GB2312" w:hint="eastAsia"/>
@@ -435,12 +395,12 @@
         </w:rPr>
         <w:t>区教育局会同区应急管理局、区市场监管局组成联合检查组</w:t>
       </w:r>
-      <w:commentRangeEnd w:id="8"/>
+      <w:commentRangeEnd w:id="6"/>
       <w:r>
         <w:rPr>
           <w:rStyle w:val="CommentReference"/>
         </w:rPr>
-        <w:commentReference w:id="8"/>
+        <w:commentReference w:id="6"/>
       </w:r>
       <w:r>
         <w:rPr>
@@ -587,7 +547,7 @@
         </w:rPr>
         <w:t>各学校可安排安全专项经费</w:t>
       </w:r>
-      <w:commentRangeStart w:id="6"/>
+      <w:commentRangeStart w:id="5"/>
       <w:r>
         <w:rPr>
           <w:rFonts w:ascii="仿宋_GB2312" w:hAnsi="仿宋_GB2312" w:eastAsia="仿宋_GB2312" w:cs="仿宋_GB2312" w:hint="eastAsia"/>
@@ -596,12 +556,12 @@
         </w:rPr>
         <w:t>3～5万元</w:t>
       </w:r>
-      <w:commentRangeEnd w:id="6"/>
+      <w:commentRangeEnd w:id="5"/>
       <w:r>
         <w:rPr>
           <w:rStyle w:val="CommentReference"/>
         </w:rPr>
-        <w:commentReference w:id="6"/>
+        <w:commentReference w:id="5"/>
       </w:r>
       <w:r>
         <w:rPr>
@@ -667,7 +627,7 @@
         <w:ind w:left="0" w:leftChars="0" w:right="0" w:rightChars="0" w:firstLine="640" w:firstLineChars="200"/>
         <w:jc w:val="both"/>
       </w:pPr>
-      <w:commentRangeStart w:id="9"/>
+      <w:commentRangeStart w:id="7"/>
       <w:r>
         <w:rPr>
           <w:rFonts w:ascii="仿宋_GB2312" w:hAnsi="仿宋_GB2312" w:eastAsia="仿宋_GB2312" w:cs="仿宋_GB2312" w:hint="eastAsia"/>
@@ -676,12 +636,12 @@
         </w:rPr>
         <w:t>联系人：区教育局安全科李某</w:t>
       </w:r>
-      <w:commentRangeEnd w:id="9"/>
+      <w:commentRangeEnd w:id="7"/>
       <w:r>
         <w:rPr>
           <w:rStyle w:val="CommentReference"/>
         </w:rPr>
-        <w:commentReference w:id="9"/>
+        <w:commentReference w:id="7"/>
       </w:r>
     </w:p>
     <w:p>
@@ -812,7 +772,7 @@
 
 <file path=word/comments.xml><?xml version="1.0" encoding="utf-8"?>
 <w:comments xmlns:a="http://schemas.openxmlformats.org/drawingml/2006/main" xmlns:pic="http://schemas.openxmlformats.org/drawingml/2006/picture" xmlns:r="http://schemas.openxmlformats.org/officeDocument/2006/relationships" xmlns:w="http://schemas.openxmlformats.org/wordprocessingml/2006/main" xmlns:wp="http://schemas.openxmlformats.org/drawingml/2006/wordprocessingDrawing" xmlns:mc="http://schemas.openxmlformats.org/markup-compatibility/2006" xmlns:a14="http://schemas.microsoft.com/office/drawing/2010/main" xmlns:w14="http://schemas.microsoft.com/office/word/2010/wordml" xmlns:wpc="http://schemas.microsoft.com/office/word/2010/wordprocessingCanvas">
-  <w:comment w:id="0" w:author="gongwen-review" w:initials="GR" w:date="2026-10-19T19:43:39Z">
+  <w:comment w:id="0" w:author="gongwen-review" w:initials="GR" w:date="2026-10-21T10:45:42Z">
     <w:p>
       <w:pPr>
         <w:pStyle w:val="CommentText"/>
@@ -844,7 +804,7 @@
       </w:r>
     </w:p>
   </w:comment>
-  <w:comment w:id="1" w:author="gongwen-review" w:initials="GR" w:date="2026-10-19T19:43:39Z">
+  <w:comment w:id="1" w:author="gongwen-review" w:initials="GR" w:date="2026-10-21T10:45:42Z">
     <w:p>
       <w:pPr>
         <w:pStyle w:val="CommentText"/>
@@ -872,11 +832,11 @@
         <w:pStyle w:val="CommentText"/>
       </w:pPr>
       <w:r>
-        <w:t>依据：references/_shared/profiles/units/jiceng.md 第六部分第2条</w:t>
+        <w:t>依据：《中华人民共和国行政处罚法》；references/_shared/profiles/units/jiceng.md 第六部分第2条</w:t>
       </w:r>
     </w:p>
   </w:comment>
-  <w:comment w:id="2" w:author="gongwen-review" w:initials="GR" w:date="2026-10-19T19:43:39Z">
+  <w:comment w:id="2" w:author="gongwen-review" w:initials="GR" w:date="2026-10-21T10:45:42Z">
     <w:p>
       <w:pPr>
         <w:pStyle w:val="CommentText"/>
@@ -908,71 +868,7 @@
       </w:r>
     </w:p>
   </w:comment>
-  <w:comment w:id="3" w:author="gongwen-review" w:initials="GR" w:date="2026-10-19T19:43:39Z">
-    <w:p>
-      <w:pPr>
-        <w:pStyle w:val="CommentText"/>
-      </w:pPr>
-      <w:r>
-        <w:rPr>
-          <w:rStyle w:val="CommentReference"/>
-        </w:rPr>
-        <w:annotationRef/>
-      </w:r>
-      <w:r>
-        <w:t>【P1｜文风关｜开门见山】首段铺垫形势和意义，没有开门见山</w:t>
-      </w:r>
-    </w:p>
-    <w:p>
-      <w:pPr>
-        <w:pStyle w:val="CommentText"/>
-      </w:pPr>
-      <w:r>
-        <w:t>建议：删去“随着冬季的到来……具有十分重要的意义。”一句，首段从“为全面筑牢校园安全防线”写起</w:t>
-      </w:r>
-    </w:p>
-    <w:p>
-      <w:pPr>
-        <w:pStyle w:val="CommentText"/>
-      </w:pPr>
-      <w:r>
-        <w:t>依据：《整治形式主义为基层减负若干规定》第2条（jianfu.md JF-02）</w:t>
-      </w:r>
-    </w:p>
-  </w:comment>
-  <w:comment w:id="4" w:author="gongwen-review" w:initials="GR" w:date="2026-10-19T19:43:39Z">
-    <w:p>
-      <w:pPr>
-        <w:pStyle w:val="CommentText"/>
-      </w:pPr>
-      <w:r>
-        <w:rPr>
-          <w:rStyle w:val="CommentReference"/>
-        </w:rPr>
-        <w:annotationRef/>
-      </w:r>
-      <w:r>
-        <w:t>【P1｜文风关｜开门见山】部署性通知单列“重要意义”一节；本节实际写的是冬季风险和对学校的要求</w:t>
-      </w:r>
-    </w:p>
-    <w:p>
-      <w:pPr>
-        <w:pStyle w:val="CommentText"/>
-      </w:pPr>
-      <w:r>
-        <w:t>建议：小标题改为“一、总体要求”；删去“校园安全是教育事业发展的底线和生命线。”“安全检查是守护师生生命安全的关键防线。”两句</w:t>
-      </w:r>
-    </w:p>
-    <w:p>
-      <w:pPr>
-        <w:pStyle w:val="CommentText"/>
-      </w:pPr>
-      <w:r>
-        <w:t>依据：《整治形式主义为基层减负若干规定》第2条（jianfu.md JF-02）</w:t>
-      </w:r>
-    </w:p>
-  </w:comment>
-  <w:comment w:id="5" w:author="gongwen-review" w:initials="GR" w:date="2026-10-19T19:43:39Z">
+  <w:comment w:id="3" w:author="gongwen-review" w:initials="GR" w:date="2026-10-21T10:45:42Z">
     <w:p>
       <w:pPr>
         <w:pStyle w:val="CommentText"/>
@@ -1000,11 +896,43 @@
         <w:pStyle w:val="CommentText"/>
       </w:pPr>
       <w:r>
-        <w:t>依据：GB/T 9704-2012 7.3.3；GB/T 15834-2011 附录 B.3.3；output-format.md 第一部分第2条</w:t>
+        <w:t>依据：GB/T 9704-2012 7.3.3；GB/T 15834-2011 附录 B.3.3、B.3.8；output-format.md 第一部分第2条</w:t>
       </w:r>
     </w:p>
   </w:comment>
-  <w:comment w:id="6" w:author="gongwen-review" w:initials="GR" w:date="2026-10-19T19:43:39Z">
+  <w:comment w:id="4" w:author="gongwen-review" w:initials="GR" w:date="2026-10-21T10:45:42Z">
+    <w:p>
+      <w:pPr>
+        <w:pStyle w:val="CommentText"/>
+      </w:pPr>
+      <w:r>
+        <w:rPr>
+          <w:rStyle w:val="CommentReference"/>
+        </w:rPr>
+        <w:annotationRef/>
+      </w:r>
+      <w:r>
+        <w:t>【P1｜格式关｜格式要素】日期的日编了虚位。全文共2处，另一处在第四部分第5项</w:t>
+      </w:r>
+    </w:p>
+    <w:p>
+      <w:pPr>
+        <w:pStyle w:val="CommentText"/>
+      </w:pPr>
+      <w:r>
+        <w:t>建议：两处均改为“2026年11月5日”</w:t>
+      </w:r>
+    </w:p>
+    <w:p>
+      <w:pPr>
+        <w:pStyle w:val="CommentText"/>
+      </w:pPr>
+      <w:r>
+        <w:t>依据：GB/T 9704-2012 7.3.5.4、7.4.3</w:t>
+      </w:r>
+    </w:p>
+  </w:comment>
+  <w:comment w:id="5" w:author="gongwen-review" w:initials="GR" w:date="2026-10-21T10:45:42Z">
     <w:p>
       <w:pPr>
         <w:pStyle w:val="CommentText"/>
@@ -1036,39 +964,7 @@
       </w:r>
     </w:p>
   </w:comment>
-  <w:comment w:id="7" w:author="gongwen-review" w:initials="GR" w:date="2026-10-19T19:43:39Z">
-    <w:p>
-      <w:pPr>
-        <w:pStyle w:val="CommentText"/>
-      </w:pPr>
-      <w:r>
-        <w:rPr>
-          <w:rStyle w:val="CommentReference"/>
-        </w:rPr>
-        <w:annotationRef/>
-      </w:r>
-      <w:r>
-        <w:t>【P1｜格式关｜格式要素】日期的日编了虚位。全文共2处，另一处在第四部分第5项</w:t>
-      </w:r>
-    </w:p>
-    <w:p>
-      <w:pPr>
-        <w:pStyle w:val="CommentText"/>
-      </w:pPr>
-      <w:r>
-        <w:t>建议：两处均改为“2026年11月5日”</w:t>
-      </w:r>
-    </w:p>
-    <w:p>
-      <w:pPr>
-        <w:pStyle w:val="CommentText"/>
-      </w:pPr>
-      <w:r>
-        <w:t>依据：GB/T 9704-2012 7.3.5.4</w:t>
-      </w:r>
-    </w:p>
-  </w:comment>
-  <w:comment w:id="8" w:author="gongwen-review" w:initials="GR" w:date="2026-10-19T19:43:40Z">
+  <w:comment w:id="6" w:author="gongwen-review" w:initials="GR" w:date="2026-10-21T10:45:42Z">
     <w:p>
       <w:pPr>
         <w:pStyle w:val="CommentText"/>
@@ -1088,7 +984,7 @@
         <w:pStyle w:val="CommentText"/>
       </w:pPr>
       <w:r>
-        <w:t>建议：确认已会签或征求意见</w:t>
+        <w:t>建议：请确认会签情况；已协商一致的，可在起草说明或签批单中注明</w:t>
       </w:r>
     </w:p>
     <w:p>
@@ -1100,7 +996,7 @@
       </w:r>
     </w:p>
   </w:comment>
-  <w:comment w:id="9" w:author="gongwen-review" w:initials="GR" w:date="2026-10-19T19:43:40Z">
+  <w:comment w:id="7" w:author="gongwen-review" w:initials="GR" w:date="2026-10-21T10:45:42Z">
     <w:p>
       <w:pPr>
         <w:pStyle w:val="CommentText"/>
@@ -1112,7 +1008,7 @@
         <w:annotationRef/>
       </w:r>
       <w:r>
-        <w:t>【P2｜文字关｜格式要素】未写联系电话，学校报送材料时不便联系</w:t>
+        <w:t>【P2｜文字关｜要素】联系人后未写联系电话，学校报送材料时不便联系</w:t>
       </w:r>
     </w:p>
     <w:p>
@@ -1120,7 +1016,7 @@
         <w:pStyle w:val="CommentText"/>
       </w:pPr>
       <w:r>
-        <w:t>建议：补上联系电话</w:t>
+        <w:t>建议：请补写联系电话（号码请您提供）</w:t>
       </w:r>
     </w:p>
     <w:p>
@@ -1128,7 +1024,7 @@
         <w:pStyle w:val="CommentText"/>
       </w:pPr>
       <w:r>
-        <w:t>依据：references/_shared/rules/doc-types.md 通知结构</w:t>
+        <w:t>依据：references/_shared/rules/doc-types.md 2.8 通知结构（联系人；写电话为实务做法）</w:t>
       </w:r>
     </w:p>
   </w:comment>
